--- a/Doki/Стандарт кодирования/SHB Coding Standart.docx
+++ b/Doki/Стандарт кодирования/SHB Coding Standart.docx
@@ -22,8 +22,8 @@
           <w:lang w:eastAsia="ar-SA"/>
         </w:rPr>
       </w:pPr>
-      <w:bookmarkStart w:id="0" w:name="CommonStandardUseHeaderGuards"/>
-      <w:bookmarkStart w:id="1" w:name="CommonStandardHeaders"/>
+      <w:bookmarkStart w:id="0" w:name="CommonStandardHeaders"/>
+      <w:bookmarkStart w:id="1" w:name="CommonStandardUseHeaderGuards"/>
       <w:r>
         <w:rPr>
           <w:rFonts w:ascii="Times New Roman" w:eastAsia="Times New Roman" w:hAnsi="Times New Roman" w:cs="Arial"/>
@@ -35,7 +35,7 @@
         </w:rPr>
         <w:t>.h</w:t>
       </w:r>
-      <w:bookmarkEnd w:id="1"/>
+      <w:bookmarkEnd w:id="0"/>
     </w:p>
     <w:p>
       <w:pPr>
@@ -320,148 +320,6 @@
         <w:t>quadtree.h</w:t>
       </w:r>
       <w:proofErr w:type="spellEnd"/>
-    </w:p>
-    <w:p>
-      <w:pPr>
-        <w:autoSpaceDE w:val="0"/>
-        <w:autoSpaceDN w:val="0"/>
-        <w:adjustRightInd w:val="0"/>
-        <w:spacing w:after="0"/>
-        <w:jc w:val="left"/>
-        <w:rPr>
-          <w:rFonts w:ascii="Consolas" w:hAnsi="Consolas" w:cs="Consolas"/>
-          <w:color w:val="00B050"/>
-          <w:sz w:val="20"/>
-          <w:szCs w:val="20"/>
-        </w:rPr>
-      </w:pPr>
-      <w:r>
-        <w:rPr>
-          <w:rFonts w:ascii="Consolas" w:hAnsi="Consolas" w:cs="Consolas"/>
-          <w:color w:val="00B050"/>
-          <w:sz w:val="20"/>
-          <w:szCs w:val="20"/>
-        </w:rPr>
-        <w:t>//</w:t>
-      </w:r>
-      <w:r>
-        <w:rPr>
-          <w:rFonts w:ascii="Consolas" w:hAnsi="Consolas" w:cs="Consolas"/>
-          <w:color w:val="00B050"/>
-          <w:sz w:val="20"/>
-          <w:szCs w:val="20"/>
-        </w:rPr>
-        <w:t xml:space="preserve"> </w:t>
-      </w:r>
-      <w:proofErr w:type="spellStart"/>
-      <w:r>
-        <w:rPr>
-          <w:rFonts w:ascii="Consolas" w:hAnsi="Consolas" w:cs="Consolas"/>
-          <w:color w:val="00B050"/>
-          <w:sz w:val="20"/>
-          <w:szCs w:val="20"/>
-        </w:rPr>
-        <w:t>Created</w:t>
-      </w:r>
-      <w:proofErr w:type="spellEnd"/>
-      <w:r>
-        <w:rPr>
-          <w:rFonts w:ascii="Consolas" w:hAnsi="Consolas" w:cs="Consolas"/>
-          <w:color w:val="00B050"/>
-          <w:sz w:val="20"/>
-          <w:szCs w:val="20"/>
-        </w:rPr>
-        <w:tab/>
-      </w:r>
-      <w:r>
-        <w:rPr>
-          <w:rFonts w:ascii="Consolas" w:hAnsi="Consolas" w:cs="Consolas"/>
-          <w:color w:val="00B050"/>
-          <w:sz w:val="20"/>
-          <w:szCs w:val="20"/>
-        </w:rPr>
-        <w:tab/>
-      </w:r>
-      <w:r>
-        <w:rPr>
-          <w:rFonts w:ascii="Consolas" w:hAnsi="Consolas" w:cs="Consolas"/>
-          <w:color w:val="00B050"/>
-          <w:sz w:val="20"/>
-          <w:szCs w:val="20"/>
-        </w:rPr>
-        <w:t>: 23.03.2004</w:t>
-      </w:r>
-    </w:p>
-    <w:p>
-      <w:pPr>
-        <w:autoSpaceDE w:val="0"/>
-        <w:autoSpaceDN w:val="0"/>
-        <w:adjustRightInd w:val="0"/>
-        <w:spacing w:after="0"/>
-        <w:jc w:val="left"/>
-        <w:rPr>
-          <w:rFonts w:ascii="Consolas" w:hAnsi="Consolas" w:cs="Consolas"/>
-          <w:color w:val="00B050"/>
-          <w:sz w:val="20"/>
-          <w:szCs w:val="20"/>
-        </w:rPr>
-      </w:pPr>
-      <w:r>
-        <w:rPr>
-          <w:rFonts w:ascii="Consolas" w:hAnsi="Consolas" w:cs="Consolas"/>
-          <w:color w:val="00B050"/>
-          <w:sz w:val="20"/>
-          <w:szCs w:val="20"/>
-        </w:rPr>
-        <w:t>//</w:t>
-      </w:r>
-      <w:r>
-        <w:rPr>
-          <w:rFonts w:ascii="Consolas" w:hAnsi="Consolas" w:cs="Consolas"/>
-          <w:color w:val="00B050"/>
-          <w:sz w:val="20"/>
-          <w:szCs w:val="20"/>
-        </w:rPr>
-        <w:t xml:space="preserve"> </w:t>
-      </w:r>
-      <w:proofErr w:type="spellStart"/>
-      <w:r>
-        <w:rPr>
-          <w:rFonts w:ascii="Consolas" w:hAnsi="Consolas" w:cs="Consolas"/>
-          <w:color w:val="00B050"/>
-          <w:sz w:val="20"/>
-          <w:szCs w:val="20"/>
-        </w:rPr>
-        <w:t>Modified</w:t>
-      </w:r>
-      <w:proofErr w:type="spellEnd"/>
-      <w:r>
-        <w:rPr>
-          <w:rFonts w:ascii="Consolas" w:hAnsi="Consolas" w:cs="Consolas"/>
-          <w:color w:val="00B050"/>
-          <w:sz w:val="20"/>
-          <w:szCs w:val="20"/>
-        </w:rPr>
-        <w:tab/>
-      </w:r>
-      <w:r>
-        <w:rPr>
-          <w:rFonts w:ascii="Consolas" w:hAnsi="Consolas" w:cs="Consolas"/>
-          <w:color w:val="00B050"/>
-          <w:sz w:val="20"/>
-          <w:szCs w:val="20"/>
-        </w:rPr>
-        <w:tab/>
-      </w:r>
-      <w:r>
-        <w:rPr>
-          <w:rFonts w:ascii="Consolas" w:hAnsi="Consolas" w:cs="Consolas"/>
-          <w:color w:val="00B050"/>
-          <w:sz w:val="20"/>
-          <w:szCs w:val="20"/>
-        </w:rPr>
-        <w:t>: 23.03.2004</w:t>
-      </w:r>
     </w:p>
     <w:p>
       <w:pPr>
@@ -1005,8 +863,11 @@
           <w:color w:val="00B050"/>
           <w:sz w:val="20"/>
           <w:szCs w:val="20"/>
-        </w:rPr>
-      </w:pPr>
+          <w:lang w:val="en-US"/>
+        </w:rPr>
+      </w:pPr>
+      <w:bookmarkStart w:id="2" w:name="_GoBack"/>
+      <w:bookmarkEnd w:id="2"/>
       <w:r>
         <w:rPr>
           <w:rFonts w:ascii="Consolas" w:hAnsi="Consolas" w:cs="Consolas"/>
@@ -1033,7 +894,7 @@
           <w:sz w:val="20"/>
           <w:szCs w:val="20"/>
         </w:rPr>
-        <w:t>Created</w:t>
+        <w:t>Author</w:t>
       </w:r>
       <w:proofErr w:type="spellEnd"/>
       <w:r>
@@ -1053,16 +914,20 @@
           <w:szCs w:val="20"/>
         </w:rPr>
         <w:tab/>
-      </w:r>
-      <w:r>
-        <w:rPr>
-          <w:rFonts w:ascii="Consolas" w:hAnsi="Consolas" w:cs="Consolas"/>
-          <w:color w:val="00B050"/>
-          <w:sz w:val="20"/>
-          <w:szCs w:val="20"/>
-        </w:rPr>
         <w:t xml:space="preserve">: </w:t>
       </w:r>
+      <w:proofErr w:type="spellStart"/>
+      <w:r>
+        <w:rPr>
+          <w:rFonts w:ascii="Consolas" w:hAnsi="Consolas" w:cs="Consolas"/>
+          <w:color w:val="00B050"/>
+          <w:sz w:val="20"/>
+          <w:szCs w:val="20"/>
+          <w:lang w:val="en-US"/>
+        </w:rPr>
+        <w:t>Anahoret</w:t>
+      </w:r>
+      <w:proofErr w:type="spellEnd"/>
     </w:p>
     <w:p>
       <w:pPr>
@@ -1076,6 +941,7 @@
           <w:color w:val="00B050"/>
           <w:sz w:val="20"/>
           <w:szCs w:val="20"/>
+          <w:lang w:val="en-US"/>
         </w:rPr>
       </w:pPr>
       <w:r>
@@ -1104,24 +970,16 @@
           <w:sz w:val="20"/>
           <w:szCs w:val="20"/>
         </w:rPr>
-        <w:t>Modified</w:t>
-      </w:r>
-      <w:proofErr w:type="spellEnd"/>
-      <w:r>
-        <w:rPr>
-          <w:rFonts w:ascii="Consolas" w:hAnsi="Consolas" w:cs="Consolas"/>
-          <w:color w:val="00B050"/>
-          <w:sz w:val="20"/>
-          <w:szCs w:val="20"/>
-        </w:rPr>
-        <w:tab/>
-      </w:r>
-      <w:r>
-        <w:rPr>
-          <w:rFonts w:ascii="Consolas" w:hAnsi="Consolas" w:cs="Consolas"/>
-          <w:color w:val="00B050"/>
-          <w:sz w:val="20"/>
-          <w:szCs w:val="20"/>
+        <w:t>Description</w:t>
+      </w:r>
+      <w:proofErr w:type="spellEnd"/>
+      <w:r>
+        <w:rPr>
+          <w:rFonts w:ascii="Consolas" w:hAnsi="Consolas" w:cs="Consolas"/>
+          <w:color w:val="00B050"/>
+          <w:sz w:val="20"/>
+          <w:szCs w:val="20"/>
+          <w:lang w:val="en-US"/>
         </w:rPr>
         <w:tab/>
       </w:r>
@@ -1147,16 +1005,16 @@
           <w:color w:val="00B050"/>
           <w:sz w:val="20"/>
           <w:szCs w:val="20"/>
+        </w:rPr>
+      </w:pPr>
+      <w:r>
+        <w:rPr>
+          <w:rFonts w:ascii="Consolas" w:hAnsi="Consolas" w:cs="Consolas"/>
+          <w:color w:val="00B050"/>
+          <w:sz w:val="20"/>
+          <w:szCs w:val="20"/>
           <w:lang w:val="en-US"/>
         </w:rPr>
-      </w:pPr>
-      <w:r>
-        <w:rPr>
-          <w:rFonts w:ascii="Consolas" w:hAnsi="Consolas" w:cs="Consolas"/>
-          <w:color w:val="00B050"/>
-          <w:sz w:val="20"/>
-          <w:szCs w:val="20"/>
-        </w:rPr>
         <w:t>//</w:t>
       </w:r>
       <w:r>
@@ -1166,146 +1024,6 @@
           <w:sz w:val="20"/>
           <w:szCs w:val="20"/>
         </w:rPr>
-        <w:t xml:space="preserve"> </w:t>
-      </w:r>
-      <w:proofErr w:type="spellStart"/>
-      <w:r>
-        <w:rPr>
-          <w:rFonts w:ascii="Consolas" w:hAnsi="Consolas" w:cs="Consolas"/>
-          <w:color w:val="00B050"/>
-          <w:sz w:val="20"/>
-          <w:szCs w:val="20"/>
-        </w:rPr>
-        <w:t>Author</w:t>
-      </w:r>
-      <w:proofErr w:type="spellEnd"/>
-      <w:r>
-        <w:rPr>
-          <w:rFonts w:ascii="Consolas" w:hAnsi="Consolas" w:cs="Consolas"/>
-          <w:color w:val="00B050"/>
-          <w:sz w:val="20"/>
-          <w:szCs w:val="20"/>
-        </w:rPr>
-        <w:tab/>
-      </w:r>
-      <w:r>
-        <w:rPr>
-          <w:rFonts w:ascii="Consolas" w:hAnsi="Consolas" w:cs="Consolas"/>
-          <w:color w:val="00B050"/>
-          <w:sz w:val="20"/>
-          <w:szCs w:val="20"/>
-        </w:rPr>
-        <w:tab/>
-        <w:t xml:space="preserve">: </w:t>
-      </w:r>
-      <w:proofErr w:type="spellStart"/>
-      <w:r>
-        <w:rPr>
-          <w:rFonts w:ascii="Consolas" w:hAnsi="Consolas" w:cs="Consolas"/>
-          <w:color w:val="00B050"/>
-          <w:sz w:val="20"/>
-          <w:szCs w:val="20"/>
-          <w:lang w:val="en-US"/>
-        </w:rPr>
-        <w:t>Anahoret</w:t>
-      </w:r>
-      <w:proofErr w:type="spellEnd"/>
-    </w:p>
-    <w:p>
-      <w:pPr>
-        <w:autoSpaceDE w:val="0"/>
-        <w:autoSpaceDN w:val="0"/>
-        <w:adjustRightInd w:val="0"/>
-        <w:spacing w:after="0"/>
-        <w:jc w:val="left"/>
-        <w:rPr>
-          <w:rFonts w:ascii="Consolas" w:hAnsi="Consolas" w:cs="Consolas"/>
-          <w:color w:val="00B050"/>
-          <w:sz w:val="20"/>
-          <w:szCs w:val="20"/>
-          <w:lang w:val="en-US"/>
-        </w:rPr>
-      </w:pPr>
-      <w:r>
-        <w:rPr>
-          <w:rFonts w:ascii="Consolas" w:hAnsi="Consolas" w:cs="Consolas"/>
-          <w:color w:val="00B050"/>
-          <w:sz w:val="20"/>
-          <w:szCs w:val="20"/>
-        </w:rPr>
-        <w:t>//</w:t>
-      </w:r>
-      <w:r>
-        <w:rPr>
-          <w:rFonts w:ascii="Consolas" w:hAnsi="Consolas" w:cs="Consolas"/>
-          <w:color w:val="00B050"/>
-          <w:sz w:val="20"/>
-          <w:szCs w:val="20"/>
-        </w:rPr>
-        <w:t xml:space="preserve"> </w:t>
-      </w:r>
-      <w:proofErr w:type="spellStart"/>
-      <w:r>
-        <w:rPr>
-          <w:rFonts w:ascii="Consolas" w:hAnsi="Consolas" w:cs="Consolas"/>
-          <w:color w:val="00B050"/>
-          <w:sz w:val="20"/>
-          <w:szCs w:val="20"/>
-        </w:rPr>
-        <w:t>Description</w:t>
-      </w:r>
-      <w:proofErr w:type="spellEnd"/>
-      <w:r>
-        <w:rPr>
-          <w:rFonts w:ascii="Consolas" w:hAnsi="Consolas" w:cs="Consolas"/>
-          <w:color w:val="00B050"/>
-          <w:sz w:val="20"/>
-          <w:szCs w:val="20"/>
-          <w:lang w:val="en-US"/>
-        </w:rPr>
-        <w:tab/>
-      </w:r>
-      <w:r>
-        <w:rPr>
-          <w:rFonts w:ascii="Consolas" w:hAnsi="Consolas" w:cs="Consolas"/>
-          <w:color w:val="00B050"/>
-          <w:sz w:val="20"/>
-          <w:szCs w:val="20"/>
-        </w:rPr>
-        <w:t xml:space="preserve">: </w:t>
-      </w:r>
-    </w:p>
-    <w:p>
-      <w:pPr>
-        <w:autoSpaceDE w:val="0"/>
-        <w:autoSpaceDN w:val="0"/>
-        <w:adjustRightInd w:val="0"/>
-        <w:spacing w:after="0"/>
-        <w:jc w:val="left"/>
-        <w:rPr>
-          <w:rFonts w:ascii="Consolas" w:hAnsi="Consolas" w:cs="Consolas"/>
-          <w:color w:val="00B050"/>
-          <w:sz w:val="20"/>
-          <w:szCs w:val="20"/>
-        </w:rPr>
-      </w:pPr>
-      <w:r>
-        <w:rPr>
-          <w:rFonts w:ascii="Consolas" w:hAnsi="Consolas" w:cs="Consolas"/>
-          <w:color w:val="00B050"/>
-          <w:sz w:val="20"/>
-          <w:szCs w:val="20"/>
-          <w:lang w:val="en-US"/>
-        </w:rPr>
-        <w:t>//</w:t>
-      </w:r>
-      <w:r>
-        <w:rPr>
-          <w:rFonts w:ascii="Consolas" w:hAnsi="Consolas" w:cs="Consolas"/>
-          <w:color w:val="00B050"/>
-          <w:sz w:val="20"/>
-          <w:szCs w:val="20"/>
-        </w:rPr>
         <w:t xml:space="preserve">================================== </w:t>
       </w:r>
       <w:r>
@@ -1346,30 +1064,8 @@
           <w:szCs w:val="20"/>
           <w:lang w:eastAsia="ar-SA"/>
         </w:rPr>
-        <w:t xml:space="preserve"> =======</w:t>
-      </w:r>
-      <w:r>
-        <w:rPr>
-          <w:rFonts w:ascii="Consolas" w:eastAsia="Times New Roman" w:hAnsi="Consolas" w:cs="Courier New"/>
-          <w:color w:val="00B050"/>
-          <w:sz w:val="20"/>
-          <w:szCs w:val="20"/>
-          <w:lang w:eastAsia="ar-SA"/>
-        </w:rPr>
-        <w:t>=</w:t>
-      </w:r>
-      <w:r>
-        <w:rPr>
-          <w:rFonts w:ascii="Consolas" w:eastAsia="Times New Roman" w:hAnsi="Consolas" w:cs="Courier New"/>
-          <w:color w:val="00B050"/>
-          <w:sz w:val="20"/>
-          <w:szCs w:val="20"/>
-          <w:lang w:eastAsia="ar-SA"/>
-        </w:rPr>
-        <w:t>==============================</w:t>
-      </w:r>
-      <w:bookmarkStart w:id="2" w:name="_GoBack"/>
-      <w:bookmarkEnd w:id="2"/>
+        <w:t xml:space="preserve"> ======================================</w:t>
+      </w:r>
     </w:p>
     <w:p>
       <w:pPr>
@@ -1465,7 +1161,7 @@
         </w:rPr>
         <w:t xml:space="preserve"> от повторного включения заголовков</w:t>
       </w:r>
-      <w:bookmarkEnd w:id="0"/>
+      <w:bookmarkEnd w:id="1"/>
     </w:p>
     <w:p>
       <w:pPr>
@@ -1566,14 +1262,7 @@
           <w:rFonts w:ascii="Times New Roman" w:hAnsi="Times New Roman" w:cs="Times New Roman"/>
           <w:szCs w:val="24"/>
         </w:rPr>
-        <w:t xml:space="preserve"> </w:t>
-      </w:r>
-      <w:r>
-        <w:rPr>
-          <w:rFonts w:ascii="Times New Roman" w:hAnsi="Times New Roman" w:cs="Times New Roman"/>
-          <w:szCs w:val="24"/>
-        </w:rPr>
-        <w:t>препроцессорн</w:t>
+        <w:t xml:space="preserve"> препроцессорн</w:t>
       </w:r>
       <w:r>
         <w:rPr>
@@ -1920,8 +1609,9 @@
           <w:szCs w:val="20"/>
           <w:lang w:val="en-US" w:eastAsia="ar-SA"/>
         </w:rPr>
-        <w:t>&lt;PROJECT_NAME&gt;_&lt;</w:t>
-      </w:r>
+        <w:t>&lt;</w:t>
+      </w:r>
+      <w:proofErr w:type="spellStart"/>
       <w:r>
         <w:rPr>
           <w:rFonts w:ascii="Consolas" w:eastAsia="Times New Roman" w:hAnsi="Consolas" w:cs="Courier New"/>
@@ -1930,8 +1620,31 @@
           <w:szCs w:val="20"/>
           <w:lang w:val="en-US" w:eastAsia="ar-SA"/>
         </w:rPr>
+        <w:t>PROJECT_NAME</w:t>
+      </w:r>
+      <w:proofErr w:type="spellEnd"/>
+      <w:r>
+        <w:rPr>
+          <w:rFonts w:ascii="Consolas" w:eastAsia="Times New Roman" w:hAnsi="Consolas" w:cs="Courier New"/>
+          <w:color w:val="FF00FF"/>
+          <w:sz w:val="20"/>
+          <w:szCs w:val="20"/>
+          <w:lang w:val="en-US" w:eastAsia="ar-SA"/>
+        </w:rPr>
+        <w:t>&gt;_&lt;</w:t>
+      </w:r>
+      <w:proofErr w:type="spellStart"/>
+      <w:r>
+        <w:rPr>
+          <w:rFonts w:ascii="Consolas" w:eastAsia="Times New Roman" w:hAnsi="Consolas" w:cs="Courier New"/>
+          <w:color w:val="FF00FF"/>
+          <w:sz w:val="20"/>
+          <w:szCs w:val="20"/>
+          <w:lang w:val="en-US" w:eastAsia="ar-SA"/>
+        </w:rPr>
         <w:t>FILE_NAME</w:t>
       </w:r>
+      <w:proofErr w:type="spellEnd"/>
       <w:r>
         <w:rPr>
           <w:rFonts w:ascii="Consolas" w:eastAsia="Times New Roman" w:hAnsi="Consolas" w:cs="Courier New"/>
@@ -2154,8 +1867,31 @@
           <w:szCs w:val="20"/>
           <w:lang w:val="en-US" w:eastAsia="ar-SA"/>
         </w:rPr>
-        <w:t>&lt;PROJECT_NAME&gt;_&lt;</w:t>
-      </w:r>
+        <w:t>&lt;</w:t>
+      </w:r>
+      <w:proofErr w:type="spellStart"/>
+      <w:r>
+        <w:rPr>
+          <w:rFonts w:ascii="Consolas" w:eastAsia="Times New Roman" w:hAnsi="Consolas" w:cs="Courier New"/>
+          <w:color w:val="00B050"/>
+          <w:sz w:val="20"/>
+          <w:szCs w:val="20"/>
+          <w:lang w:val="en-US" w:eastAsia="ar-SA"/>
+        </w:rPr>
+        <w:t>PROJECT_NAME</w:t>
+      </w:r>
+      <w:proofErr w:type="spellEnd"/>
+      <w:r>
+        <w:rPr>
+          <w:rFonts w:ascii="Consolas" w:eastAsia="Times New Roman" w:hAnsi="Consolas" w:cs="Courier New"/>
+          <w:color w:val="00B050"/>
+          <w:sz w:val="20"/>
+          <w:szCs w:val="20"/>
+          <w:lang w:val="en-US" w:eastAsia="ar-SA"/>
+        </w:rPr>
+        <w:t>&gt;_&lt;</w:t>
+      </w:r>
+      <w:proofErr w:type="spellStart"/>
       <w:r>
         <w:rPr>
           <w:rFonts w:ascii="Consolas" w:eastAsia="Times New Roman" w:hAnsi="Consolas" w:cs="Courier New"/>
@@ -2166,6 +1902,7 @@
         </w:rPr>
         <w:t>FILE_NAME</w:t>
       </w:r>
+      <w:proofErr w:type="spellEnd"/>
       <w:r>
         <w:rPr>
           <w:rFonts w:ascii="Consolas" w:eastAsia="Times New Roman" w:hAnsi="Consolas" w:cs="Courier New"/>

--- a/Doki/Стандарт кодирования/SHB Coding Standart.docx
+++ b/Doki/Стандарт кодирования/SHB Coding Standart.docx
@@ -866,8 +866,6 @@
           <w:lang w:val="en-US"/>
         </w:rPr>
       </w:pPr>
-      <w:bookmarkStart w:id="2" w:name="_GoBack"/>
-      <w:bookmarkEnd w:id="2"/>
       <w:r>
         <w:rPr>
           <w:rFonts w:ascii="Consolas" w:hAnsi="Consolas" w:cs="Consolas"/>
@@ -1788,149 +1786,140 @@
         <w:spacing w:after="0"/>
         <w:jc w:val="left"/>
         <w:rPr>
+          <w:rFonts w:ascii="Times New Roman" w:hAnsi="Times New Roman" w:cs="Times New Roman"/>
+          <w:color w:val="00B050"/>
+        </w:rPr>
+      </w:pPr>
+      <w:r>
+        <w:rPr>
+          <w:rFonts w:ascii="Consolas" w:eastAsia="Times New Roman" w:hAnsi="Consolas" w:cs="Courier New"/>
+          <w:color w:val="808080" w:themeColor="background1" w:themeShade="80"/>
+          <w:sz w:val="20"/>
+          <w:szCs w:val="20"/>
+          <w:lang w:val="en-US" w:eastAsia="ar-SA"/>
+        </w:rPr>
+        <w:t>#</w:t>
+      </w:r>
+      <w:proofErr w:type="spellStart"/>
+      <w:r>
+        <w:rPr>
+          <w:rFonts w:ascii="Consolas" w:eastAsia="Times New Roman" w:hAnsi="Consolas" w:cs="Courier New"/>
+          <w:color w:val="808080" w:themeColor="background1" w:themeShade="80"/>
+          <w:sz w:val="20"/>
+          <w:szCs w:val="20"/>
+          <w:lang w:val="en-US" w:eastAsia="ar-SA"/>
+        </w:rPr>
+        <w:t>endif</w:t>
+      </w:r>
+      <w:proofErr w:type="spellEnd"/>
+      <w:r>
+        <w:rPr>
+          <w:rFonts w:ascii="Consolas" w:eastAsia="Times New Roman" w:hAnsi="Consolas" w:cs="Courier New"/>
+          <w:color w:val="808080" w:themeColor="background1" w:themeShade="80"/>
+          <w:sz w:val="20"/>
+          <w:szCs w:val="20"/>
+          <w:lang w:val="en-US" w:eastAsia="ar-SA"/>
+        </w:rPr>
+        <w:t xml:space="preserve"> </w:t>
+      </w:r>
+      <w:r>
+        <w:rPr>
+          <w:rFonts w:ascii="Consolas" w:eastAsia="Times New Roman" w:hAnsi="Consolas" w:cs="Courier New"/>
+          <w:color w:val="00B050"/>
+          <w:sz w:val="20"/>
+          <w:szCs w:val="20"/>
+          <w:lang w:val="en-US" w:eastAsia="ar-SA"/>
+        </w:rPr>
+        <w:t>// #</w:t>
+      </w:r>
+      <w:proofErr w:type="spellStart"/>
+      <w:r>
+        <w:rPr>
+          <w:rFonts w:ascii="Consolas" w:eastAsia="Times New Roman" w:hAnsi="Consolas" w:cs="Courier New"/>
+          <w:color w:val="00B050"/>
+          <w:sz w:val="20"/>
+          <w:szCs w:val="20"/>
+          <w:lang w:val="en-US" w:eastAsia="ar-SA"/>
+        </w:rPr>
+        <w:t>ifndef</w:t>
+      </w:r>
+      <w:proofErr w:type="spellEnd"/>
+      <w:r>
+        <w:rPr>
+          <w:rFonts w:ascii="Consolas" w:eastAsia="Times New Roman" w:hAnsi="Consolas" w:cs="Courier New"/>
+          <w:color w:val="00B050"/>
+          <w:sz w:val="20"/>
+          <w:szCs w:val="20"/>
+          <w:lang w:val="en-US" w:eastAsia="ar-SA"/>
+        </w:rPr>
+        <w:t xml:space="preserve"> </w:t>
+      </w:r>
+      <w:r>
+        <w:rPr>
+          <w:rFonts w:ascii="Consolas" w:eastAsia="Times New Roman" w:hAnsi="Consolas" w:cs="Courier New"/>
+          <w:color w:val="00B050"/>
+          <w:sz w:val="20"/>
+          <w:szCs w:val="20"/>
+          <w:lang w:val="en-US" w:eastAsia="ar-SA"/>
+        </w:rPr>
+        <w:t>&lt;</w:t>
+      </w:r>
+      <w:proofErr w:type="spellStart"/>
+      <w:r>
+        <w:rPr>
+          <w:rFonts w:ascii="Consolas" w:eastAsia="Times New Roman" w:hAnsi="Consolas" w:cs="Courier New"/>
+          <w:color w:val="00B050"/>
+          <w:sz w:val="20"/>
+          <w:szCs w:val="20"/>
+          <w:lang w:val="en-US" w:eastAsia="ar-SA"/>
+        </w:rPr>
+        <w:t>PROJECT_NAME</w:t>
+      </w:r>
+      <w:proofErr w:type="spellEnd"/>
+      <w:r>
+        <w:rPr>
+          <w:rFonts w:ascii="Consolas" w:eastAsia="Times New Roman" w:hAnsi="Consolas" w:cs="Courier New"/>
+          <w:color w:val="00B050"/>
+          <w:sz w:val="20"/>
+          <w:szCs w:val="20"/>
+          <w:lang w:val="en-US" w:eastAsia="ar-SA"/>
+        </w:rPr>
+        <w:t>&gt;_&lt;</w:t>
+      </w:r>
+      <w:proofErr w:type="spellStart"/>
+      <w:r>
+        <w:rPr>
+          <w:rFonts w:ascii="Consolas" w:eastAsia="Times New Roman" w:hAnsi="Consolas" w:cs="Courier New"/>
+          <w:color w:val="00B050"/>
+          <w:sz w:val="20"/>
+          <w:szCs w:val="20"/>
+          <w:lang w:val="en-US" w:eastAsia="ar-SA"/>
+        </w:rPr>
+        <w:t>FILE_NAME</w:t>
+      </w:r>
+      <w:proofErr w:type="spellEnd"/>
+      <w:r>
+        <w:rPr>
+          <w:rFonts w:ascii="Consolas" w:eastAsia="Times New Roman" w:hAnsi="Consolas" w:cs="Courier New"/>
+          <w:color w:val="00B050"/>
+          <w:sz w:val="20"/>
+          <w:szCs w:val="20"/>
+          <w:lang w:val="en-US" w:eastAsia="ar-SA"/>
+        </w:rPr>
+        <w:t>&gt;</w:t>
+      </w:r>
+      <w:r>
+        <w:rPr>
           <w:rFonts w:ascii="Consolas" w:eastAsia="Times New Roman" w:hAnsi="Consolas" w:cs="Courier New"/>
           <w:color w:val="00B050"/>
           <w:sz w:val="20"/>
           <w:szCs w:val="20"/>
           <w:lang w:val="en-GB" w:eastAsia="ar-SA"/>
         </w:rPr>
-      </w:pPr>
-      <w:r>
-        <w:rPr>
-          <w:rFonts w:ascii="Consolas" w:eastAsia="Times New Roman" w:hAnsi="Consolas" w:cs="Courier New"/>
-          <w:color w:val="808080" w:themeColor="background1" w:themeShade="80"/>
-          <w:sz w:val="20"/>
-          <w:szCs w:val="20"/>
-          <w:lang w:val="en-US" w:eastAsia="ar-SA"/>
-        </w:rPr>
-        <w:t>#</w:t>
-      </w:r>
-      <w:proofErr w:type="spellStart"/>
-      <w:r>
-        <w:rPr>
-          <w:rFonts w:ascii="Consolas" w:eastAsia="Times New Roman" w:hAnsi="Consolas" w:cs="Courier New"/>
-          <w:color w:val="808080" w:themeColor="background1" w:themeShade="80"/>
-          <w:sz w:val="20"/>
-          <w:szCs w:val="20"/>
-          <w:lang w:val="en-US" w:eastAsia="ar-SA"/>
-        </w:rPr>
-        <w:t>endif</w:t>
-      </w:r>
-      <w:proofErr w:type="spellEnd"/>
-      <w:r>
-        <w:rPr>
-          <w:rFonts w:ascii="Consolas" w:eastAsia="Times New Roman" w:hAnsi="Consolas" w:cs="Courier New"/>
-          <w:color w:val="808080" w:themeColor="background1" w:themeShade="80"/>
-          <w:sz w:val="20"/>
-          <w:szCs w:val="20"/>
-          <w:lang w:val="en-US" w:eastAsia="ar-SA"/>
-        </w:rPr>
-        <w:t xml:space="preserve"> </w:t>
-      </w:r>
-      <w:r>
-        <w:rPr>
-          <w:rFonts w:ascii="Consolas" w:eastAsia="Times New Roman" w:hAnsi="Consolas" w:cs="Courier New"/>
-          <w:color w:val="00B050"/>
-          <w:sz w:val="20"/>
-          <w:szCs w:val="20"/>
-          <w:lang w:val="en-US" w:eastAsia="ar-SA"/>
-        </w:rPr>
-        <w:t>// #</w:t>
-      </w:r>
-      <w:proofErr w:type="spellStart"/>
-      <w:r>
-        <w:rPr>
-          <w:rFonts w:ascii="Consolas" w:eastAsia="Times New Roman" w:hAnsi="Consolas" w:cs="Courier New"/>
-          <w:color w:val="00B050"/>
-          <w:sz w:val="20"/>
-          <w:szCs w:val="20"/>
-          <w:lang w:val="en-US" w:eastAsia="ar-SA"/>
-        </w:rPr>
-        <w:t>ifndef</w:t>
-      </w:r>
-      <w:proofErr w:type="spellEnd"/>
-      <w:r>
-        <w:rPr>
-          <w:rFonts w:ascii="Consolas" w:eastAsia="Times New Roman" w:hAnsi="Consolas" w:cs="Courier New"/>
-          <w:color w:val="00B050"/>
-          <w:sz w:val="20"/>
-          <w:szCs w:val="20"/>
-          <w:lang w:val="en-US" w:eastAsia="ar-SA"/>
-        </w:rPr>
-        <w:t xml:space="preserve"> </w:t>
-      </w:r>
-      <w:r>
-        <w:rPr>
-          <w:rFonts w:ascii="Consolas" w:eastAsia="Times New Roman" w:hAnsi="Consolas" w:cs="Courier New"/>
-          <w:color w:val="00B050"/>
-          <w:sz w:val="20"/>
-          <w:szCs w:val="20"/>
-          <w:lang w:val="en-US" w:eastAsia="ar-SA"/>
-        </w:rPr>
-        <w:t>&lt;</w:t>
-      </w:r>
-      <w:proofErr w:type="spellStart"/>
-      <w:r>
-        <w:rPr>
-          <w:rFonts w:ascii="Consolas" w:eastAsia="Times New Roman" w:hAnsi="Consolas" w:cs="Courier New"/>
-          <w:color w:val="00B050"/>
-          <w:sz w:val="20"/>
-          <w:szCs w:val="20"/>
-          <w:lang w:val="en-US" w:eastAsia="ar-SA"/>
-        </w:rPr>
-        <w:t>PROJECT_NAME</w:t>
-      </w:r>
-      <w:proofErr w:type="spellEnd"/>
-      <w:r>
-        <w:rPr>
-          <w:rFonts w:ascii="Consolas" w:eastAsia="Times New Roman" w:hAnsi="Consolas" w:cs="Courier New"/>
-          <w:color w:val="00B050"/>
-          <w:sz w:val="20"/>
-          <w:szCs w:val="20"/>
-          <w:lang w:val="en-US" w:eastAsia="ar-SA"/>
-        </w:rPr>
-        <w:t>&gt;_&lt;</w:t>
-      </w:r>
-      <w:proofErr w:type="spellStart"/>
-      <w:r>
-        <w:rPr>
-          <w:rFonts w:ascii="Consolas" w:eastAsia="Times New Roman" w:hAnsi="Consolas" w:cs="Courier New"/>
-          <w:color w:val="00B050"/>
-          <w:sz w:val="20"/>
-          <w:szCs w:val="20"/>
-          <w:lang w:val="en-US" w:eastAsia="ar-SA"/>
-        </w:rPr>
-        <w:t>FILE_NAME</w:t>
-      </w:r>
-      <w:proofErr w:type="spellEnd"/>
-      <w:r>
-        <w:rPr>
-          <w:rFonts w:ascii="Consolas" w:eastAsia="Times New Roman" w:hAnsi="Consolas" w:cs="Courier New"/>
-          <w:color w:val="00B050"/>
-          <w:sz w:val="20"/>
-          <w:szCs w:val="20"/>
-          <w:lang w:val="en-US" w:eastAsia="ar-SA"/>
-        </w:rPr>
-        <w:t>&gt;</w:t>
-      </w:r>
-      <w:r>
-        <w:rPr>
-          <w:rFonts w:ascii="Consolas" w:eastAsia="Times New Roman" w:hAnsi="Consolas" w:cs="Courier New"/>
-          <w:color w:val="00B050"/>
-          <w:sz w:val="20"/>
-          <w:szCs w:val="20"/>
-          <w:lang w:val="en-GB" w:eastAsia="ar-SA"/>
-        </w:rPr>
         <w:t>_H_INCLUDED</w:t>
       </w:r>
-    </w:p>
-    <w:p>
-      <w:pPr>
-        <w:rPr>
-          <w:rFonts w:ascii="Times New Roman" w:hAnsi="Times New Roman" w:cs="Times New Roman"/>
-          <w:color w:val="00B050"/>
-        </w:rPr>
-      </w:pPr>
+      <w:bookmarkStart w:id="2" w:name="_GoBack"/>
+      <w:bookmarkEnd w:id="2"/>
     </w:p>
     <w:sectPr>
       <w:pgSz w:w="11906" w:h="16838"/>
